--- a/docs/provas/geografia/p2/simulados/simulado-p2-geografia-02.docx
+++ b/docs/provas/geografia/p2/simulados/simulado-p2-geografia-02.docx
@@ -61,31 +61,19 @@
           <w:b w:val="0"/>
           <w:sz w:val="22"/>
         </w:rPr>
-        <w:t xml:space="preserve">Leia o trecho abaixo:</w:t>
-      </w:r>
-    </w:p>
-    <w:p>
-      <w:pPr>
-        <w:spacing w:before="0" w:after="80" w:line="269" w:lineRule="auto"/>
-      </w:pPr>
-      <w:r>
-        <w:rPr>
-          <w:b w:val="0"/>
-          <w:sz w:val="22"/>
-        </w:rPr>
-        <w:t xml:space="preserve">&gt; Para estudar a paisagem brasileira, os geógrafos podem observar a combinação entre clima, vegetação, relevo, solo e rios. Quando esses elementos aparecem relacionados em uma grande área, é possível identificar um domínio morfoclimático.</w:t>
-      </w:r>
-    </w:p>
-    <w:p>
-      <w:pPr>
-        <w:spacing w:before="0" w:after="80" w:line="269" w:lineRule="auto"/>
-      </w:pPr>
-      <w:r>
-        <w:rPr>
-          <w:b/>
-          <w:sz w:val="22"/>
-        </w:rPr>
-        <w:t xml:space="preserve">Explique por que domínio morfoclimático não é a mesma coisa que bioma.</w:t>
+        <w:t xml:space="preserve">Um aluno afirmou: “Domínio morfoclimático é a mesma coisa que bioma, porque os dois falam apenas da vegetação de uma área”.</w:t>
+      </w:r>
+    </w:p>
+    <w:p>
+      <w:pPr>
+        <w:spacing w:before="0" w:after="80" w:line="269" w:lineRule="auto"/>
+      </w:pPr>
+      <w:r>
+        <w:rPr>
+          <w:b/>
+          <w:sz w:val="22"/>
+        </w:rPr>
+        <w:t xml:space="preserve">Explique por que essa afirmação está incorreta, diferenciando domínio morfoclimático e bioma.</w:t>
       </w:r>
     </w:p>
     <w:p>
@@ -126,6 +114,18 @@
     </w:p>
     <w:p>
       <w:pPr>
+        <w:spacing w:before="0" w:after="20" w:line="269" w:lineRule="auto"/>
+      </w:pPr>
+      <w:r>
+        <w:rPr>
+          <w:b w:val="0"/>
+          <w:sz w:val="20"/>
+        </w:rPr>
+        <w:t xml:space="preserve">_____________________________________________________________________________________________</w:t>
+      </w:r>
+    </w:p>
+    <w:p>
+      <w:pPr>
         <w:spacing w:before="200" w:after="80" w:line="269" w:lineRule="auto"/>
       </w:pPr>
       <w:r>
@@ -145,19 +145,31 @@
           <w:b w:val="0"/>
           <w:sz w:val="22"/>
         </w:rPr>
-        <w:t xml:space="preserve">Aziz Ab’Saber identificou seis grandes domínios morfoclimáticos no Brasil, mas também reconheceu áreas intermediárias entre eles.</w:t>
-      </w:r>
-    </w:p>
-    <w:p>
-      <w:pPr>
-        <w:spacing w:before="0" w:after="80" w:line="269" w:lineRule="auto"/>
-      </w:pPr>
-      <w:r>
-        <w:rPr>
-          <w:b/>
-          <w:sz w:val="22"/>
-        </w:rPr>
-        <w:t xml:space="preserve">O que são zonas de transição e por que elas são importantes para entender a paisagem brasileira?</w:t>
+        <w:t xml:space="preserve">Observe a descrição abaixo:</w:t>
+      </w:r>
+    </w:p>
+    <w:p>
+      <w:pPr>
+        <w:spacing w:before="0" w:after="80" w:line="269" w:lineRule="auto"/>
+      </w:pPr>
+      <w:r>
+        <w:rPr>
+          <w:b w:val="0"/>
+          <w:sz w:val="22"/>
+        </w:rPr>
+        <w:t xml:space="preserve">&gt; Uma região apresenta chuvas irregulares, longos períodos de seca e temperaturas elevadas durante boa parte do ano.</w:t>
+      </w:r>
+    </w:p>
+    <w:p>
+      <w:pPr>
+        <w:spacing w:before="0" w:after="80" w:line="269" w:lineRule="auto"/>
+      </w:pPr>
+      <w:r>
+        <w:rPr>
+          <w:b/>
+          <w:sz w:val="22"/>
+        </w:rPr>
+        <w:t xml:space="preserve">Identifique o clima descrito e cite uma característica importante desse tipo climático.</w:t>
       </w:r>
     </w:p>
     <w:p>
@@ -217,91 +229,7 @@
           <w:b w:val="0"/>
           <w:sz w:val="22"/>
         </w:rPr>
-        <w:t xml:space="preserve">Observe a descrição:</w:t>
-      </w:r>
-    </w:p>
-    <w:p>
-      <w:pPr>
-        <w:spacing w:before="0" w:after="80" w:line="269" w:lineRule="auto"/>
-      </w:pPr>
-      <w:r>
-        <w:rPr>
-          <w:b w:val="0"/>
-          <w:sz w:val="22"/>
-        </w:rPr>
-        <w:t xml:space="preserve">&gt; Uma área apresenta chuvas irregulares, longos períodos de seca e temperaturas elevadas durante boa parte do ano.</w:t>
-      </w:r>
-    </w:p>
-    <w:p>
-      <w:pPr>
-        <w:spacing w:before="0" w:after="80" w:line="269" w:lineRule="auto"/>
-      </w:pPr>
-      <w:r>
-        <w:rPr>
-          <w:b/>
-          <w:sz w:val="22"/>
-        </w:rPr>
-        <w:t xml:space="preserve">Identifique o clima descrito e cite uma característica importante dele.</w:t>
-      </w:r>
-    </w:p>
-    <w:p>
-      <w:pPr>
-        <w:spacing w:before="0" w:after="40" w:line="269" w:lineRule="auto"/>
-      </w:pPr>
-      <w:r>
-        <w:rPr>
-          <w:b/>
-          <w:sz w:val="20"/>
-        </w:rPr>
-        <w:t xml:space="preserve">Resposta:</w:t>
-      </w:r>
-    </w:p>
-    <w:p>
-      <w:pPr>
-        <w:spacing w:before="0" w:after="20" w:line="269" w:lineRule="auto"/>
-      </w:pPr>
-      <w:r>
-        <w:rPr>
-          <w:b w:val="0"/>
-          <w:sz w:val="20"/>
-        </w:rPr>
-        <w:t xml:space="preserve">_____________________________________________________________________________________________</w:t>
-      </w:r>
-    </w:p>
-    <w:p>
-      <w:pPr>
-        <w:spacing w:before="0" w:after="20" w:line="269" w:lineRule="auto"/>
-      </w:pPr>
-      <w:r>
-        <w:rPr>
-          <w:b w:val="0"/>
-          <w:sz w:val="20"/>
-        </w:rPr>
-        <w:t xml:space="preserve">_____________________________________________________________________________________________</w:t>
-      </w:r>
-    </w:p>
-    <w:p>
-      <w:pPr>
-        <w:spacing w:before="200" w:after="80" w:line="269" w:lineRule="auto"/>
-      </w:pPr>
-      <w:r>
-        <w:rPr>
-          <w:b/>
-          <w:sz w:val="26"/>
-        </w:rPr>
-        <w:t xml:space="preserve">Questão 04</w:t>
-      </w:r>
-    </w:p>
-    <w:p>
-      <w:pPr>
-        <w:spacing w:before="0" w:after="80" w:line="269" w:lineRule="auto"/>
-      </w:pPr>
-      <w:r>
-        <w:rPr>
-          <w:b w:val="0"/>
-          <w:sz w:val="22"/>
-        </w:rPr>
-        <w:t xml:space="preserve">Complete o quadro com o fator climático mais relacionado a cada situação.</w:t>
+        <w:t xml:space="preserve">Observe o quadro abaixo:</w:t>
       </w:r>
     </w:p>
     <w:tbl>
@@ -412,7 +340,7 @@
                 <w:b w:val="0"/>
                 <w:sz w:val="22"/>
               </w:rPr>
-              <w:t xml:space="preserve">Área mais distante do mar, com estação seca mais marcada</w:t>
+              <w:t xml:space="preserve">Área distante do mar, com estação seca mais marcada</w:t>
             </w:r>
           </w:p>
         </w:tc>
@@ -484,7 +412,7 @@
                 <w:b w:val="0"/>
                 <w:sz w:val="22"/>
               </w:rPr>
-              <w:t xml:space="preserve">Área próxima à Linha do Equador, com muito calor</w:t>
+              <w:t xml:space="preserve">Área próxima à Linha do Equador, com altas temperaturas</w:t>
             </w:r>
           </w:p>
         </w:tc>
@@ -514,6 +442,102 @@
     </w:p>
     <w:p>
       <w:pPr>
+        <w:spacing w:before="0" w:after="80" w:line="269" w:lineRule="auto"/>
+      </w:pPr>
+      <w:r>
+        <w:rPr>
+          <w:b/>
+          <w:sz w:val="22"/>
+        </w:rPr>
+        <w:t xml:space="preserve">Complete o quadro com os fatores climáticos estudados.</w:t>
+      </w:r>
+    </w:p>
+    <w:p>
+      <w:pPr>
+        <w:spacing w:before="200" w:after="80" w:line="269" w:lineRule="auto"/>
+      </w:pPr>
+      <w:r>
+        <w:rPr>
+          <w:b/>
+          <w:sz w:val="26"/>
+        </w:rPr>
+        <w:t xml:space="preserve">Questão 04</w:t>
+      </w:r>
+    </w:p>
+    <w:p>
+      <w:pPr>
+        <w:spacing w:before="0" w:after="80" w:line="269" w:lineRule="auto"/>
+      </w:pPr>
+      <w:r>
+        <w:rPr>
+          <w:b w:val="0"/>
+          <w:sz w:val="22"/>
+        </w:rPr>
+        <w:t xml:space="preserve">O Cerrado possui diferentes formas de vegetação, com presença de estratos herbáceo, arbustivo e arbóreo. Muitas plantas apresentam adaptações à estação seca.</w:t>
+      </w:r>
+    </w:p>
+    <w:p>
+      <w:pPr>
+        <w:spacing w:before="0" w:after="80" w:line="269" w:lineRule="auto"/>
+      </w:pPr>
+      <w:r>
+        <w:rPr>
+          <w:b/>
+          <w:sz w:val="22"/>
+        </w:rPr>
+        <w:t xml:space="preserve">Explique como a vegetação do Cerrado se adapta ao clima tropical típico.</w:t>
+      </w:r>
+    </w:p>
+    <w:p>
+      <w:pPr>
+        <w:spacing w:before="0" w:after="40" w:line="269" w:lineRule="auto"/>
+      </w:pPr>
+      <w:r>
+        <w:rPr>
+          <w:b/>
+          <w:sz w:val="20"/>
+        </w:rPr>
+        <w:t xml:space="preserve">Resposta:</w:t>
+      </w:r>
+    </w:p>
+    <w:p>
+      <w:pPr>
+        <w:spacing w:before="0" w:after="20" w:line="269" w:lineRule="auto"/>
+      </w:pPr>
+      <w:r>
+        <w:rPr>
+          <w:b w:val="0"/>
+          <w:sz w:val="20"/>
+        </w:rPr>
+        <w:t xml:space="preserve">_____________________________________________________________________________________________</w:t>
+      </w:r>
+    </w:p>
+    <w:p>
+      <w:pPr>
+        <w:spacing w:before="0" w:after="20" w:line="269" w:lineRule="auto"/>
+      </w:pPr>
+      <w:r>
+        <w:rPr>
+          <w:b w:val="0"/>
+          <w:sz w:val="20"/>
+        </w:rPr>
+        <w:t xml:space="preserve">_____________________________________________________________________________________________</w:t>
+      </w:r>
+    </w:p>
+    <w:p>
+      <w:pPr>
+        <w:spacing w:before="0" w:after="20" w:line="269" w:lineRule="auto"/>
+      </w:pPr>
+      <w:r>
+        <w:rPr>
+          <w:b w:val="0"/>
+          <w:sz w:val="20"/>
+        </w:rPr>
+        <w:t xml:space="preserve">_____________________________________________________________________________________________</w:t>
+      </w:r>
+    </w:p>
+    <w:p>
+      <w:pPr>
         <w:spacing w:before="200" w:after="80" w:line="269" w:lineRule="auto"/>
       </w:pPr>
       <w:r>
@@ -533,19 +557,19 @@
           <w:b w:val="0"/>
           <w:sz w:val="22"/>
         </w:rPr>
-        <w:t xml:space="preserve">O clima subtropical ocorre no Brasil em áreas mais afastadas da Linha do Equador.</w:t>
-      </w:r>
-    </w:p>
-    <w:p>
-      <w:pPr>
-        <w:spacing w:before="0" w:after="80" w:line="269" w:lineRule="auto"/>
-      </w:pPr>
-      <w:r>
-        <w:rPr>
-          <w:b/>
-          <w:sz w:val="22"/>
-        </w:rPr>
-        <w:t xml:space="preserve">Explique duas características desse clima e relacione uma delas à latitude.</w:t>
+        <w:t xml:space="preserve">O Cerrado é considerado um hotspot de biodiversidade.</w:t>
+      </w:r>
+    </w:p>
+    <w:p>
+      <w:pPr>
+        <w:spacing w:before="0" w:after="80" w:line="269" w:lineRule="auto"/>
+      </w:pPr>
+      <w:r>
+        <w:rPr>
+          <w:b/>
+          <w:sz w:val="22"/>
+        </w:rPr>
+        <w:t xml:space="preserve">Explique o que isso significa e relacione essa ideia aos problemas ambientais enfrentados pelo Cerrado.</w:t>
       </w:r>
     </w:p>
     <w:p>
@@ -617,31 +641,31 @@
           <w:b w:val="0"/>
           <w:sz w:val="22"/>
         </w:rPr>
-        <w:t xml:space="preserve">Leia o trecho abaixo:</w:t>
-      </w:r>
-    </w:p>
-    <w:p>
-      <w:pPr>
-        <w:spacing w:before="0" w:after="80" w:line="269" w:lineRule="auto"/>
-      </w:pPr>
-      <w:r>
-        <w:rPr>
-          <w:b w:val="0"/>
-          <w:sz w:val="22"/>
-        </w:rPr>
-        <w:t xml:space="preserve">&gt; O Cerrado possui árvores espaçadas, vegetação adaptada à estação seca e raízes profundas. Apesar de sua grande biodiversidade, vem sendo transformado pelo avanço das atividades agropecuárias.</w:t>
-      </w:r>
-    </w:p>
-    <w:p>
-      <w:pPr>
-        <w:spacing w:before="0" w:after="80" w:line="269" w:lineRule="auto"/>
-      </w:pPr>
-      <w:r>
-        <w:rPr>
-          <w:b/>
-          <w:sz w:val="22"/>
-        </w:rPr>
-        <w:t xml:space="preserve">Explique como a vegetação do Cerrado se adapta ao clima e cite um impacto ambiental atual nesse domínio.</w:t>
+        <w:t xml:space="preserve">Leia a situação abaixo:</w:t>
+      </w:r>
+    </w:p>
+    <w:p>
+      <w:pPr>
+        <w:spacing w:before="0" w:after="80" w:line="269" w:lineRule="auto"/>
+      </w:pPr>
+      <w:r>
+        <w:rPr>
+          <w:b w:val="0"/>
+          <w:sz w:val="22"/>
+        </w:rPr>
+        <w:t xml:space="preserve">&gt; Uma obra de captação de água em um rio pode alterar a quantidade de água disponível para cidades, agricultores e comunidades ribeirinhas localizadas mais abaixo no curso do rio.</w:t>
+      </w:r>
+    </w:p>
+    <w:p>
+      <w:pPr>
+        <w:spacing w:before="0" w:after="80" w:line="269" w:lineRule="auto"/>
+      </w:pPr>
+      <w:r>
+        <w:rPr>
+          <w:b/>
+          <w:sz w:val="22"/>
+        </w:rPr>
+        <w:t xml:space="preserve">Explique por que o conceito de região hidrográfica ajuda a analisar esse tipo de situação.</w:t>
       </w:r>
     </w:p>
     <w:p>
@@ -713,19 +737,19 @@
           <w:b w:val="0"/>
           <w:sz w:val="22"/>
         </w:rPr>
-        <w:t xml:space="preserve">Compare os conceitos abaixo:</w:t>
-      </w:r>
-    </w:p>
-    <w:p>
-      <w:pPr>
-        <w:spacing w:before="0" w:after="80" w:line="269" w:lineRule="auto"/>
-      </w:pPr>
-      <w:r>
-        <w:rPr>
-          <w:b/>
-          <w:sz w:val="22"/>
-        </w:rPr>
-        <w:t xml:space="preserve">a. Bacia hidrográfica</w:t>
+        <w:t xml:space="preserve">Uma região hidrográfica não considera apenas os rios e seus afluentes. Ela também permite analisar o uso da água pela sociedade.</w:t>
+      </w:r>
+    </w:p>
+    <w:p>
+      <w:pPr>
+        <w:spacing w:before="0" w:after="80" w:line="269" w:lineRule="auto"/>
+      </w:pPr>
+      <w:r>
+        <w:rPr>
+          <w:b/>
+          <w:sz w:val="22"/>
+        </w:rPr>
+        <w:t xml:space="preserve">Cite dois aspectos sociais ou econômicos que podem ser considerados no estudo de uma região hidrográfica.</w:t>
       </w:r>
     </w:p>
     <w:p>
@@ -754,14 +778,62 @@
     </w:p>
     <w:p>
       <w:pPr>
-        <w:spacing w:before="0" w:after="80" w:line="269" w:lineRule="auto"/>
-      </w:pPr>
-      <w:r>
-        <w:rPr>
-          <w:b/>
-          <w:sz w:val="22"/>
-        </w:rPr>
-        <w:t xml:space="preserve">b. Região hidrográfica</w:t>
+        <w:spacing w:before="0" w:after="20" w:line="269" w:lineRule="auto"/>
+      </w:pPr>
+      <w:r>
+        <w:rPr>
+          <w:b w:val="0"/>
+          <w:sz w:val="20"/>
+        </w:rPr>
+        <w:t xml:space="preserve">_____________________________________________________________________________________________</w:t>
+      </w:r>
+    </w:p>
+    <w:p>
+      <w:pPr>
+        <w:spacing w:before="200" w:after="80" w:line="269" w:lineRule="auto"/>
+      </w:pPr>
+      <w:r>
+        <w:rPr>
+          <w:b/>
+          <w:sz w:val="26"/>
+        </w:rPr>
+        <w:t xml:space="preserve">Questão 08</w:t>
+      </w:r>
+    </w:p>
+    <w:p>
+      <w:pPr>
+        <w:spacing w:before="0" w:after="80" w:line="269" w:lineRule="auto"/>
+      </w:pPr>
+      <w:r>
+        <w:rPr>
+          <w:b w:val="0"/>
+          <w:sz w:val="22"/>
+        </w:rPr>
+        <w:t xml:space="preserve">Observe a descrição de um climograma:</w:t>
+      </w:r>
+    </w:p>
+    <w:p>
+      <w:pPr>
+        <w:spacing w:before="0" w:after="80" w:line="269" w:lineRule="auto"/>
+      </w:pPr>
+      <w:r>
+        <w:rPr>
+          <w:b w:val="0"/>
+          <w:sz w:val="22"/>
+        </w:rPr>
+        <w:t xml:space="preserve">&gt; As barras de chuva são muito altas em praticamente todos os meses do ano. A linha de temperatura permanece elevada e quase não varia durante o ano.</w:t>
+      </w:r>
+    </w:p>
+    <w:p>
+      <w:pPr>
+        <w:spacing w:before="0" w:after="80" w:line="269" w:lineRule="auto"/>
+      </w:pPr>
+      <w:r>
+        <w:rPr>
+          <w:b/>
+          <w:sz w:val="22"/>
+        </w:rPr>
+        <w:t xml:space="preserve">Qual tipo climático brasileiro essa descrição representa? Justifique sua resposta.</w:t>
       </w:r>
     </w:p>
     <w:p>
@@ -790,38 +862,62 @@
     </w:p>
     <w:p>
       <w:pPr>
-        <w:spacing w:before="200" w:after="80" w:line="269" w:lineRule="auto"/>
-      </w:pPr>
-      <w:r>
-        <w:rPr>
-          <w:b/>
-          <w:sz w:val="26"/>
-        </w:rPr>
-        <w:t xml:space="preserve">Questão 08</w:t>
-      </w:r>
-    </w:p>
-    <w:p>
-      <w:pPr>
-        <w:spacing w:before="0" w:after="80" w:line="269" w:lineRule="auto"/>
-      </w:pPr>
-      <w:r>
-        <w:rPr>
-          <w:b w:val="0"/>
-          <w:sz w:val="22"/>
-        </w:rPr>
-        <w:t xml:space="preserve">Uma prefeitura pretende construir uma obra para captar água de um rio. Antes da obra, precisa avaliar impactos em cidades próximas, atividades econômicas e comunidades ribeirinhas.</w:t>
-      </w:r>
-    </w:p>
-    <w:p>
-      <w:pPr>
-        <w:spacing w:before="0" w:after="80" w:line="269" w:lineRule="auto"/>
-      </w:pPr>
-      <w:r>
-        <w:rPr>
-          <w:b/>
-          <w:sz w:val="22"/>
-        </w:rPr>
-        <w:t xml:space="preserve">Por que o conceito de região hidrográfica é mais adequado para esse tipo de planejamento do que apenas o conceito de bacia hidrográfica?</w:t>
+        <w:spacing w:before="0" w:after="20" w:line="269" w:lineRule="auto"/>
+      </w:pPr>
+      <w:r>
+        <w:rPr>
+          <w:b w:val="0"/>
+          <w:sz w:val="20"/>
+        </w:rPr>
+        <w:t xml:space="preserve">_____________________________________________________________________________________________</w:t>
+      </w:r>
+    </w:p>
+    <w:p>
+      <w:pPr>
+        <w:spacing w:before="0" w:after="20" w:line="269" w:lineRule="auto"/>
+      </w:pPr>
+      <w:r>
+        <w:rPr>
+          <w:b w:val="0"/>
+          <w:sz w:val="20"/>
+        </w:rPr>
+        <w:t xml:space="preserve">_____________________________________________________________________________________________</w:t>
+      </w:r>
+    </w:p>
+    <w:p>
+      <w:pPr>
+        <w:spacing w:before="200" w:after="80" w:line="269" w:lineRule="auto"/>
+      </w:pPr>
+      <w:r>
+        <w:rPr>
+          <w:b/>
+          <w:sz w:val="26"/>
+        </w:rPr>
+        <w:t xml:space="preserve">Questão 09</w:t>
+      </w:r>
+    </w:p>
+    <w:p>
+      <w:pPr>
+        <w:spacing w:before="0" w:after="80" w:line="269" w:lineRule="auto"/>
+      </w:pPr>
+      <w:r>
+        <w:rPr>
+          <w:b w:val="0"/>
+          <w:sz w:val="22"/>
+        </w:rPr>
+        <w:t xml:space="preserve">O clima subtropical ocorre em áreas brasileiras mais afastadas da Linha do Equador.</w:t>
+      </w:r>
+    </w:p>
+    <w:p>
+      <w:pPr>
+        <w:spacing w:before="0" w:after="80" w:line="269" w:lineRule="auto"/>
+      </w:pPr>
+      <w:r>
+        <w:rPr>
+          <w:b/>
+          <w:sz w:val="22"/>
+        </w:rPr>
+        <w:t xml:space="preserve">Explique duas características desse clima e relacione uma delas ao fator latitude.</w:t>
       </w:r>
     </w:p>
     <w:p>
@@ -881,19 +977,19 @@
           <w:b/>
           <w:sz w:val="26"/>
         </w:rPr>
-        <w:t xml:space="preserve">Questão 09</w:t>
-      </w:r>
-    </w:p>
-    <w:p>
-      <w:pPr>
-        <w:spacing w:before="0" w:after="80" w:line="269" w:lineRule="auto"/>
-      </w:pPr>
-      <w:r>
-        <w:rPr>
-          <w:b w:val="0"/>
-          <w:sz w:val="22"/>
-        </w:rPr>
-        <w:t xml:space="preserve">Observe a relação abaixo:</w:t>
+        <w:t xml:space="preserve">Questão de Excelência</w:t>
+      </w:r>
+    </w:p>
+    <w:p>
+      <w:pPr>
+        <w:spacing w:before="0" w:after="80" w:line="269" w:lineRule="auto"/>
+      </w:pPr>
+      <w:r>
+        <w:rPr>
+          <w:b w:val="0"/>
+          <w:sz w:val="22"/>
+        </w:rPr>
+        <w:t xml:space="preserve">Observe o esquema abaixo:</w:t>
       </w:r>
     </w:p>
     <w:tbl>
@@ -930,7 +1026,7 @@
                 <w:b w:val="0"/>
                 <w:sz w:val="20"/>
               </w:rPr>
-              <w:t xml:space="preserve">Linha do Equador → maior incidência solar → temperaturas mais elevadas</w:t>
+              <w:t xml:space="preserve">REGIÃO HIDROGRÁFICA</w:t>
             </w:r>
           </w:p>
           <w:p>
@@ -942,136 +1038,7 @@
                 <w:b w:val="0"/>
                 <w:sz w:val="20"/>
               </w:rPr>
-              <w:t xml:space="preserve">Maior distância do Equador → menor incidência direta → temperaturas mais amenas</w:t>
-            </w:r>
-          </w:p>
-        </w:tc>
-      </w:tr>
-    </w:tbl>
-    <w:p>
-      <w:pPr>
-        <w:spacing w:before="0" w:after="80" w:line="269" w:lineRule="auto"/>
-      </w:pPr>
-    </w:p>
-    <w:p>
-      <w:pPr>
-        <w:spacing w:before="0" w:after="80" w:line="269" w:lineRule="auto"/>
-      </w:pPr>
-      <w:r>
-        <w:rPr>
-          <w:b/>
-          <w:sz w:val="22"/>
-        </w:rPr>
-        <w:t xml:space="preserve">Explique essa relação usando os climas equatorial e subtropical como exemplos.</w:t>
-      </w:r>
-    </w:p>
-    <w:p>
-      <w:pPr>
-        <w:spacing w:before="0" w:after="40" w:line="269" w:lineRule="auto"/>
-      </w:pPr>
-      <w:r>
-        <w:rPr>
-          <w:b/>
-          <w:sz w:val="20"/>
-        </w:rPr>
-        <w:t xml:space="preserve">Resposta:</w:t>
-      </w:r>
-    </w:p>
-    <w:p>
-      <w:pPr>
-        <w:spacing w:before="0" w:after="20" w:line="269" w:lineRule="auto"/>
-      </w:pPr>
-      <w:r>
-        <w:rPr>
-          <w:b w:val="0"/>
-          <w:sz w:val="20"/>
-        </w:rPr>
-        <w:t xml:space="preserve">_____________________________________________________________________________________________</w:t>
-      </w:r>
-    </w:p>
-    <w:p>
-      <w:pPr>
-        <w:spacing w:before="0" w:after="20" w:line="269" w:lineRule="auto"/>
-      </w:pPr>
-      <w:r>
-        <w:rPr>
-          <w:b w:val="0"/>
-          <w:sz w:val="20"/>
-        </w:rPr>
-        <w:t xml:space="preserve">_____________________________________________________________________________________________</w:t>
-      </w:r>
-    </w:p>
-    <w:p>
-      <w:pPr>
-        <w:spacing w:before="0" w:after="20" w:line="269" w:lineRule="auto"/>
-      </w:pPr>
-      <w:r>
-        <w:rPr>
-          <w:b w:val="0"/>
-          <w:sz w:val="20"/>
-        </w:rPr>
-        <w:t xml:space="preserve">_____________________________________________________________________________________________</w:t>
-      </w:r>
-    </w:p>
-    <w:p>
-      <w:pPr>
-        <w:spacing w:before="200" w:after="80" w:line="269" w:lineRule="auto"/>
-      </w:pPr>
-      <w:r>
-        <w:rPr>
-          <w:b/>
-          <w:sz w:val="26"/>
-        </w:rPr>
-        <w:t xml:space="preserve">Questão de Excelência</w:t>
-      </w:r>
-    </w:p>
-    <w:p>
-      <w:pPr>
-        <w:spacing w:before="0" w:after="80" w:line="269" w:lineRule="auto"/>
-      </w:pPr>
-      <w:r>
-        <w:rPr>
-          <w:b w:val="0"/>
-          <w:sz w:val="22"/>
-        </w:rPr>
-        <w:t xml:space="preserve">Observe o esquema:</w:t>
-      </w:r>
-    </w:p>
-    <w:tbl>
-      <w:tblPr>
-        <w:tblW w:w="7600" w:type="dxa"/>
-        <w:jc w:val="center"/>
-        <w:tblBorders>
-          <w:top w:val="single" w:sz="5" w:space="0" w:color="000000"/>
-          <w:left w:val="single" w:sz="5" w:space="0" w:color="000000"/>
-          <w:bottom w:val="single" w:sz="5" w:space="0" w:color="000000"/>
-          <w:right w:val="single" w:sz="5" w:space="0" w:color="000000"/>
-        </w:tblBorders>
-        <w:tblCellMar>
-          <w:top w:w="180" w:type="dxa"/>
-          <w:left w:w="260" w:type="dxa"/>
-          <w:bottom w:w="180" w:type="dxa"/>
-          <w:right w:w="260" w:type="dxa"/>
-        </w:tblCellMar>
-      </w:tblPr>
-      <w:tblGrid>
-        <w:gridCol w:w="7600"/>
-      </w:tblGrid>
-      <w:tr>
-        <w:tc>
-          <w:tcPr>
-            <w:tcW w:w="7600" w:type="dxa"/>
-          </w:tcPr>
-          <w:p>
-            <w:pPr>
-              <w:spacing w:before="0" w:after="20" w:line="269" w:lineRule="auto"/>
-            </w:pPr>
-            <w:r>
-              <w:rPr>
-                <w:b w:val="0"/>
-                <w:sz w:val="20"/>
-              </w:rPr>
-              <w:t xml:space="preserve">CERRADO</w:t>
+              <w:t xml:space="preserve">rios + aspectos naturais + população + economia</w:t>
             </w:r>
           </w:p>
           <w:p>
@@ -1083,7 +1050,7 @@
                 <w:b w:val="0"/>
                 <w:sz w:val="20"/>
               </w:rPr>
-              <w:t xml:space="preserve">clima tropical típico</w:t>
+              <w:t xml:space="preserve">        ↓</w:t>
             </w:r>
           </w:p>
           <w:p>
@@ -1095,7 +1062,7 @@
                 <w:b w:val="0"/>
                 <w:sz w:val="20"/>
               </w:rPr>
-              <w:t xml:space="preserve">+ estação seca e chuvosa</w:t>
+              <w:t xml:space="preserve">planejamento do uso da água</w:t>
             </w:r>
           </w:p>
           <w:p>
@@ -1107,7 +1074,7 @@
                 <w:b w:val="0"/>
                 <w:sz w:val="20"/>
               </w:rPr>
-              <w:t xml:space="preserve">+ vegetação adaptada</w:t>
+              <w:t xml:space="preserve">        ↓</w:t>
             </w:r>
           </w:p>
           <w:p>
@@ -1119,19 +1086,7 @@
                 <w:b w:val="0"/>
                 <w:sz w:val="20"/>
               </w:rPr>
-              <w:t xml:space="preserve">+ avanço da fronteira agrícola</w:t>
-            </w:r>
-          </w:p>
-          <w:p>
-            <w:pPr>
-              <w:spacing w:before="0" w:after="20" w:line="269" w:lineRule="auto"/>
-            </w:pPr>
-            <w:r>
-              <w:rPr>
-                <w:b w:val="0"/>
-                <w:sz w:val="20"/>
-              </w:rPr>
-              <w:t xml:space="preserve">= domínio natural importante e ameaçado</w:t>
+              <w:t xml:space="preserve">captação, abastecimento, hidrelétricas e proteção de comunidades</w:t>
             </w:r>
           </w:p>
         </w:tc>
@@ -1148,10 +1103,17 @@
       </w:pPr>
       <w:r>
         <w:rPr>
-          <w:b/>
-          <w:sz w:val="22"/>
-        </w:rPr>
-        <w:t xml:space="preserve">Explique como o clima, a vegetação e a ação humana ajudam a entender a situação atual do Cerrado.</w:t>
+          <w:b w:val="0"/>
+          <w:sz w:val="22"/>
+        </w:rPr>
+        <w:t xml:space="preserve">Com base no esquema e nos conceitos estudados, </w:t>
+      </w:r>
+      <w:r>
+        <w:rPr>
+          <w:b/>
+          <w:sz w:val="22"/>
+        </w:rPr>
+        <w:t xml:space="preserve">explique por que a divisão do Brasil em regiões hidrográficas é importante para a gestão da água e para a criação de políticas públicas.</w:t>
       </w:r>
     </w:p>
     <w:p>
@@ -1263,7 +1225,7 @@
           <w:b w:val="0"/>
           <w:sz w:val="22"/>
         </w:rPr>
-        <w:t xml:space="preserve">Domínio morfoclimático considera a relação entre vários elementos naturais, como clima, relevo, solo, vegetação e hidrografia. Bioma está mais ligado ao conjunto de seres vivos e à vegetação predominante.</w:t>
+        <w:t xml:space="preserve">A afirmação está incorreta porque domínio morfoclimático não considera apenas a vegetação. Ele envolve a relação entre clima, relevo, solo, hidrografia e vegetação. Bioma está mais ligado ao conjunto de seres vivos e à vegetação predominante.</w:t>
       </w:r>
     </w:p>
     <w:p>
@@ -1287,7 +1249,7 @@
           <w:b w:val="0"/>
           <w:sz w:val="22"/>
         </w:rPr>
-        <w:t xml:space="preserve">A resposta deve mostrar que domínio morfoclimático é uma categoria mais ampla da paisagem natural.</w:t>
+        <w:t xml:space="preserve">A resposta deve diferenciar domínio morfoclimático de bioma e evitar reduzir o domínio apenas à vegetação.</w:t>
       </w:r>
     </w:p>
     <w:p>
@@ -1323,7 +1285,7 @@
           <w:b w:val="0"/>
           <w:sz w:val="22"/>
         </w:rPr>
-        <w:t xml:space="preserve">Zonas de transição são áreas entre dois domínios morfoclimáticos, com características misturadas. Elas são importantes porque mostram que a passagem entre paisagens naturais pode ser gradual.</w:t>
+        <w:t xml:space="preserve">O clima descrito é o semiárido. Ele apresenta chuvas irregulares, períodos de seca prolongados e temperaturas elevadas.</w:t>
       </w:r>
     </w:p>
     <w:p>
@@ -1347,7 +1309,7 @@
           <w:b w:val="0"/>
           <w:sz w:val="22"/>
         </w:rPr>
-        <w:t xml:space="preserve">O aluno deve entender que nem todo limite natural é rígido.</w:t>
+        <w:t xml:space="preserve">A resposta deve reconhecer a irregularidade das chuvas e a seca como pistas principais.</w:t>
       </w:r>
     </w:p>
     <w:p>
@@ -1383,7 +1345,7 @@
           <w:b w:val="0"/>
           <w:sz w:val="22"/>
         </w:rPr>
-        <w:t xml:space="preserve">Clima semiárido. Possui chuvas irregulares, longos períodos de seca e temperaturas elevadas.</w:t>
+        <w:t xml:space="preserve">Maritimidade; continentalidade; altitude; latitude.</w:t>
       </w:r>
     </w:p>
     <w:p>
@@ -1407,7 +1369,7 @@
           <w:b w:val="0"/>
           <w:sz w:val="22"/>
         </w:rPr>
-        <w:t xml:space="preserve">A principal pista é a irregularidade das chuvas e a seca prolongada.</w:t>
+        <w:t xml:space="preserve">A questão verifica se o aluno associa corretamente os fatores climáticos às situações apresentadas.</w:t>
       </w:r>
     </w:p>
     <w:p>
@@ -1443,7 +1405,7 @@
           <w:b w:val="0"/>
           <w:sz w:val="22"/>
         </w:rPr>
-        <w:t xml:space="preserve">Maritimidade; continentalidade; altitude; latitude.</w:t>
+        <w:t xml:space="preserve">A vegetação do Cerrado é adaptada ao clima tropical típico, com estação seca e estação chuvosa. Muitas plantas têm raízes profundas para buscar água, árvores espaçadas e vegetação em diferentes estratos, como herbáceo, arbustivo e arbóreo.</w:t>
       </w:r>
     </w:p>
     <w:p>
@@ -1467,7 +1429,7 @@
           <w:b w:val="0"/>
           <w:sz w:val="22"/>
         </w:rPr>
-        <w:t xml:space="preserve">A questão verifica se o aluno relaciona cada fator climático ao efeito estudado.</w:t>
+        <w:t xml:space="preserve">A resposta deve relacionar adaptação da vegetação à estação seca.</w:t>
       </w:r>
     </w:p>
     <w:p>
@@ -1503,7 +1465,7 @@
           <w:b w:val="0"/>
           <w:sz w:val="22"/>
         </w:rPr>
-        <w:t xml:space="preserve">O clima subtropical apresenta temperaturas mais amenas, chuvas bem distribuídas e estações do ano mais definidas. A latitude influencia porque ele ocorre em áreas mais afastadas da Linha do Equador, recebendo menor incidência solar direta.</w:t>
+        <w:t xml:space="preserve">Hotspot de biodiversidade é uma área com grande riqueza natural, mas muito ameaçada. O Cerrado é assim porque possui grande biodiversidade e sofre com avanço da agropecuária, queimadas, desmatamento e perda de vegetação nativa.</w:t>
       </w:r>
     </w:p>
     <w:p>
@@ -1527,6 +1489,246 @@
           <w:b w:val="0"/>
           <w:sz w:val="22"/>
         </w:rPr>
+        <w:t xml:space="preserve">A resposta deve trazer os dois elementos: biodiversidade e ameaça ambiental.</w:t>
+      </w:r>
+    </w:p>
+    <w:p>
+      <w:pPr>
+        <w:spacing w:before="200" w:after="80" w:line="269" w:lineRule="auto"/>
+      </w:pPr>
+      <w:r>
+        <w:rPr>
+          <w:b/>
+          <w:sz w:val="26"/>
+        </w:rPr>
+        <w:t xml:space="preserve">Questão 06</w:t>
+      </w:r>
+    </w:p>
+    <w:p>
+      <w:pPr>
+        <w:spacing w:before="0" w:after="40" w:line="269" w:lineRule="auto"/>
+      </w:pPr>
+      <w:r>
+        <w:rPr>
+          <w:b/>
+          <w:sz w:val="22"/>
+        </w:rPr>
+        <w:t xml:space="preserve">Resposta esperada:</w:t>
+      </w:r>
+    </w:p>
+    <w:p>
+      <w:pPr>
+        <w:spacing w:before="0" w:after="80" w:line="269" w:lineRule="auto"/>
+      </w:pPr>
+      <w:r>
+        <w:rPr>
+          <w:b w:val="0"/>
+          <w:sz w:val="22"/>
+        </w:rPr>
+        <w:t xml:space="preserve">O conceito de região hidrográfica ajuda porque considera não apenas o rio, mas também os aspectos naturais, sociais e econômicos ligados ao uso da água. Assim, permite avaliar impactos sobre cidades, agricultores e comunidades ribeirinhas.</w:t>
+      </w:r>
+    </w:p>
+    <w:p>
+      <w:pPr>
+        <w:spacing w:before="0" w:after="40" w:line="269" w:lineRule="auto"/>
+      </w:pPr>
+      <w:r>
+        <w:rPr>
+          <w:b/>
+          <w:sz w:val="22"/>
+        </w:rPr>
+        <w:t xml:space="preserve">Comentário:</w:t>
+      </w:r>
+    </w:p>
+    <w:p>
+      <w:pPr>
+        <w:spacing w:before="0" w:after="80" w:line="269" w:lineRule="auto"/>
+      </w:pPr>
+      <w:r>
+        <w:rPr>
+          <w:b w:val="0"/>
+          <w:sz w:val="22"/>
+        </w:rPr>
+        <w:t xml:space="preserve">A resposta deve relacionar região hidrográfica com análise ampla e planejamento.</w:t>
+      </w:r>
+    </w:p>
+    <w:p>
+      <w:pPr>
+        <w:spacing w:before="200" w:after="80" w:line="269" w:lineRule="auto"/>
+      </w:pPr>
+      <w:r>
+        <w:rPr>
+          <w:b/>
+          <w:sz w:val="26"/>
+        </w:rPr>
+        <w:t xml:space="preserve">Questão 07</w:t>
+      </w:r>
+    </w:p>
+    <w:p>
+      <w:pPr>
+        <w:spacing w:before="0" w:after="40" w:line="269" w:lineRule="auto"/>
+      </w:pPr>
+      <w:r>
+        <w:rPr>
+          <w:b/>
+          <w:sz w:val="22"/>
+        </w:rPr>
+        <w:t xml:space="preserve">Resposta esperada:</w:t>
+      </w:r>
+    </w:p>
+    <w:p>
+      <w:pPr>
+        <w:spacing w:before="0" w:after="80" w:line="269" w:lineRule="auto"/>
+      </w:pPr>
+      <w:r>
+        <w:rPr>
+          <w:b w:val="0"/>
+          <w:sz w:val="22"/>
+        </w:rPr>
+        <w:t xml:space="preserve">Podem ser citados: abastecimento de cidades, agricultura irrigada, geração de energia, comunidades ribeirinhas, pesca, indústria, turismo, saneamento ou impactos ambientais.</w:t>
+      </w:r>
+    </w:p>
+    <w:p>
+      <w:pPr>
+        <w:spacing w:before="0" w:after="40" w:line="269" w:lineRule="auto"/>
+      </w:pPr>
+      <w:r>
+        <w:rPr>
+          <w:b/>
+          <w:sz w:val="22"/>
+        </w:rPr>
+        <w:t xml:space="preserve">Comentário:</w:t>
+      </w:r>
+    </w:p>
+    <w:p>
+      <w:pPr>
+        <w:spacing w:before="0" w:after="80" w:line="269" w:lineRule="auto"/>
+      </w:pPr>
+      <w:r>
+        <w:rPr>
+          <w:b w:val="0"/>
+          <w:sz w:val="22"/>
+        </w:rPr>
+        <w:t xml:space="preserve">A resposta deve citar dois usos ou aspectos sociais/econômicos relacionados à água.</w:t>
+      </w:r>
+    </w:p>
+    <w:p>
+      <w:pPr>
+        <w:spacing w:before="200" w:after="80" w:line="269" w:lineRule="auto"/>
+      </w:pPr>
+      <w:r>
+        <w:rPr>
+          <w:b/>
+          <w:sz w:val="26"/>
+        </w:rPr>
+        <w:t xml:space="preserve">Questão 08</w:t>
+      </w:r>
+    </w:p>
+    <w:p>
+      <w:pPr>
+        <w:spacing w:before="0" w:after="40" w:line="269" w:lineRule="auto"/>
+      </w:pPr>
+      <w:r>
+        <w:rPr>
+          <w:b/>
+          <w:sz w:val="22"/>
+        </w:rPr>
+        <w:t xml:space="preserve">Resposta esperada:</w:t>
+      </w:r>
+    </w:p>
+    <w:p>
+      <w:pPr>
+        <w:spacing w:before="0" w:after="80" w:line="269" w:lineRule="auto"/>
+      </w:pPr>
+      <w:r>
+        <w:rPr>
+          <w:b w:val="0"/>
+          <w:sz w:val="22"/>
+        </w:rPr>
+        <w:t xml:space="preserve">A descrição representa o clima equatorial, pois ele apresenta temperaturas elevadas durante o ano, baixa amplitude térmica e alta pluviosidade em praticamente todos os meses.</w:t>
+      </w:r>
+    </w:p>
+    <w:p>
+      <w:pPr>
+        <w:spacing w:before="0" w:after="40" w:line="269" w:lineRule="auto"/>
+      </w:pPr>
+      <w:r>
+        <w:rPr>
+          <w:b/>
+          <w:sz w:val="22"/>
+        </w:rPr>
+        <w:t xml:space="preserve">Comentário:</w:t>
+      </w:r>
+    </w:p>
+    <w:p>
+      <w:pPr>
+        <w:spacing w:before="0" w:after="80" w:line="269" w:lineRule="auto"/>
+      </w:pPr>
+      <w:r>
+        <w:rPr>
+          <w:b w:val="0"/>
+          <w:sz w:val="22"/>
+        </w:rPr>
+        <w:t xml:space="preserve">A resposta deve interpretar os elementos do climograma: chuva alta e temperatura elevada com pouca variação.</w:t>
+      </w:r>
+    </w:p>
+    <w:p>
+      <w:pPr>
+        <w:spacing w:before="200" w:after="80" w:line="269" w:lineRule="auto"/>
+      </w:pPr>
+      <w:r>
+        <w:rPr>
+          <w:b/>
+          <w:sz w:val="26"/>
+        </w:rPr>
+        <w:t xml:space="preserve">Questão 09</w:t>
+      </w:r>
+    </w:p>
+    <w:p>
+      <w:pPr>
+        <w:spacing w:before="0" w:after="40" w:line="269" w:lineRule="auto"/>
+      </w:pPr>
+      <w:r>
+        <w:rPr>
+          <w:b/>
+          <w:sz w:val="22"/>
+        </w:rPr>
+        <w:t xml:space="preserve">Resposta esperada:</w:t>
+      </w:r>
+    </w:p>
+    <w:p>
+      <w:pPr>
+        <w:spacing w:before="0" w:after="80" w:line="269" w:lineRule="auto"/>
+      </w:pPr>
+      <w:r>
+        <w:rPr>
+          <w:b w:val="0"/>
+          <w:sz w:val="22"/>
+        </w:rPr>
+        <w:t xml:space="preserve">O clima subtropical apresenta temperaturas mais amenas, chuvas bem distribuídas e estações do ano mais definidas. A latitude influencia porque esse clima ocorre em áreas mais afastadas da Linha do Equador, com menor incidência direta dos raios solares.</w:t>
+      </w:r>
+    </w:p>
+    <w:p>
+      <w:pPr>
+        <w:spacing w:before="0" w:after="40" w:line="269" w:lineRule="auto"/>
+      </w:pPr>
+      <w:r>
+        <w:rPr>
+          <w:b/>
+          <w:sz w:val="22"/>
+        </w:rPr>
+        <w:t xml:space="preserve">Comentário:</w:t>
+      </w:r>
+    </w:p>
+    <w:p>
+      <w:pPr>
+        <w:spacing w:before="0" w:after="80" w:line="269" w:lineRule="auto"/>
+      </w:pPr>
+      <w:r>
+        <w:rPr>
+          <w:b w:val="0"/>
+          <w:sz w:val="22"/>
+        </w:rPr>
         <w:t xml:space="preserve">A resposta deve relacionar subtropical com maior latitude e temperaturas mais baixas.</w:t>
       </w:r>
     </w:p>
@@ -1539,7 +1741,7 @@
           <w:b/>
           <w:sz w:val="26"/>
         </w:rPr>
-        <w:t xml:space="preserve">Questão 06</w:t>
+        <w:t xml:space="preserve">Questão de Excelência</w:t>
       </w:r>
     </w:p>
     <w:p>
@@ -1563,7 +1765,7 @@
           <w:b w:val="0"/>
           <w:sz w:val="22"/>
         </w:rPr>
-        <w:t xml:space="preserve">A vegetação do Cerrado é adaptada à estação seca, com árvores espaçadas e raízes profundas. Um impacto atual é o avanço da agropecuária, as queimadas, o desmatamento ou a perda de biodiversidade.</w:t>
+        <w:t xml:space="preserve">A divisão em regiões hidrográficas é importante porque ajuda a planejar o uso da água considerando rios, aspectos naturais, população e atividades econômicas. Isso permite criar políticas públicas para abastecimento, captação, hidrelétricas, preservação ambiental e proteção de comunidades afetadas.</w:t>
       </w:r>
     </w:p>
     <w:p>
@@ -1587,259 +1789,7 @@
           <w:b w:val="0"/>
           <w:sz w:val="22"/>
         </w:rPr>
-        <w:t xml:space="preserve">A resposta precisa unir característica natural e problema ambiental.</w:t>
-      </w:r>
-    </w:p>
-    <w:p>
-      <w:pPr>
-        <w:spacing w:before="200" w:after="80" w:line="269" w:lineRule="auto"/>
-      </w:pPr>
-      <w:r>
-        <w:rPr>
-          <w:b/>
-          <w:sz w:val="26"/>
-        </w:rPr>
-        <w:t xml:space="preserve">Questão 07</w:t>
-      </w:r>
-    </w:p>
-    <w:p>
-      <w:pPr>
-        <w:spacing w:before="0" w:after="40" w:line="269" w:lineRule="auto"/>
-      </w:pPr>
-      <w:r>
-        <w:rPr>
-          <w:b/>
-          <w:sz w:val="22"/>
-        </w:rPr>
-        <w:t xml:space="preserve">Resposta esperada:</w:t>
-      </w:r>
-    </w:p>
-    <w:p>
-      <w:pPr>
-        <w:spacing w:before="0" w:after="80" w:line="269" w:lineRule="auto"/>
-      </w:pPr>
-      <w:r>
-        <w:rPr>
-          <w:b w:val="0"/>
-          <w:sz w:val="22"/>
-        </w:rPr>
-        <w:t xml:space="preserve">a. Bacia hidrográfica é a área drenada por um rio principal e seus afluentes.</w:t>
-      </w:r>
-    </w:p>
-    <w:p>
-      <w:pPr>
-        <w:spacing w:before="0" w:after="80" w:line="269" w:lineRule="auto"/>
-      </w:pPr>
-      <w:r>
-        <w:rPr>
-          <w:b w:val="0"/>
-          <w:sz w:val="22"/>
-        </w:rPr>
-        <w:t xml:space="preserve">b. Região hidrográfica é uma divisão mais ampla, que considera aspectos naturais, sociais e econômicos relacionados aos recursos hídricos.</w:t>
-      </w:r>
-    </w:p>
-    <w:p>
-      <w:pPr>
-        <w:spacing w:before="0" w:after="40" w:line="269" w:lineRule="auto"/>
-      </w:pPr>
-      <w:r>
-        <w:rPr>
-          <w:b/>
-          <w:sz w:val="22"/>
-        </w:rPr>
-        <w:t xml:space="preserve">Comentário:</w:t>
-      </w:r>
-    </w:p>
-    <w:p>
-      <w:pPr>
-        <w:spacing w:before="0" w:after="80" w:line="269" w:lineRule="auto"/>
-      </w:pPr>
-      <w:r>
-        <w:rPr>
-          <w:b w:val="0"/>
-          <w:sz w:val="22"/>
-        </w:rPr>
-        <w:t xml:space="preserve">A diferença central é que a região hidrográfica amplia a análise para gestão e planejamento.</w:t>
-      </w:r>
-    </w:p>
-    <w:p>
-      <w:pPr>
-        <w:spacing w:before="200" w:after="80" w:line="269" w:lineRule="auto"/>
-      </w:pPr>
-      <w:r>
-        <w:rPr>
-          <w:b/>
-          <w:sz w:val="26"/>
-        </w:rPr>
-        <w:t xml:space="preserve">Questão 08</w:t>
-      </w:r>
-    </w:p>
-    <w:p>
-      <w:pPr>
-        <w:spacing w:before="0" w:after="40" w:line="269" w:lineRule="auto"/>
-      </w:pPr>
-      <w:r>
-        <w:rPr>
-          <w:b/>
-          <w:sz w:val="22"/>
-        </w:rPr>
-        <w:t xml:space="preserve">Resposta esperada:</w:t>
-      </w:r>
-    </w:p>
-    <w:p>
-      <w:pPr>
-        <w:spacing w:before="0" w:after="80" w:line="269" w:lineRule="auto"/>
-      </w:pPr>
-      <w:r>
-        <w:rPr>
-          <w:b w:val="0"/>
-          <w:sz w:val="22"/>
-        </w:rPr>
-        <w:t xml:space="preserve">Porque a região hidrográfica considera não só os rios, mas também população, cidades, atividades econômicas e impactos sociais. Isso ajuda na criação de políticas públicas e no planejamento do uso da água.</w:t>
-      </w:r>
-    </w:p>
-    <w:p>
-      <w:pPr>
-        <w:spacing w:before="0" w:after="40" w:line="269" w:lineRule="auto"/>
-      </w:pPr>
-      <w:r>
-        <w:rPr>
-          <w:b/>
-          <w:sz w:val="22"/>
-        </w:rPr>
-        <w:t xml:space="preserve">Comentário:</w:t>
-      </w:r>
-    </w:p>
-    <w:p>
-      <w:pPr>
-        <w:spacing w:before="0" w:after="80" w:line="269" w:lineRule="auto"/>
-      </w:pPr>
-      <w:r>
-        <w:rPr>
-          <w:b w:val="0"/>
-          <w:sz w:val="22"/>
-        </w:rPr>
-        <w:t xml:space="preserve">A resposta deve relacionar hidrografia com tomada de decisão.</w:t>
-      </w:r>
-    </w:p>
-    <w:p>
-      <w:pPr>
-        <w:spacing w:before="200" w:after="80" w:line="269" w:lineRule="auto"/>
-      </w:pPr>
-      <w:r>
-        <w:rPr>
-          <w:b/>
-          <w:sz w:val="26"/>
-        </w:rPr>
-        <w:t xml:space="preserve">Questão 09</w:t>
-      </w:r>
-    </w:p>
-    <w:p>
-      <w:pPr>
-        <w:spacing w:before="0" w:after="40" w:line="269" w:lineRule="auto"/>
-      </w:pPr>
-      <w:r>
-        <w:rPr>
-          <w:b/>
-          <w:sz w:val="22"/>
-        </w:rPr>
-        <w:t xml:space="preserve">Resposta esperada:</w:t>
-      </w:r>
-    </w:p>
-    <w:p>
-      <w:pPr>
-        <w:spacing w:before="0" w:after="80" w:line="269" w:lineRule="auto"/>
-      </w:pPr>
-      <w:r>
-        <w:rPr>
-          <w:b w:val="0"/>
-          <w:sz w:val="22"/>
-        </w:rPr>
-        <w:t xml:space="preserve">O clima equatorial ocorre próximo à Linha do Equador, onde há maior incidência solar, por isso é quente. O subtropical ocorre em latitudes mais altas, com menor incidência direta, apresentando temperaturas mais amenas.</w:t>
-      </w:r>
-    </w:p>
-    <w:p>
-      <w:pPr>
-        <w:spacing w:before="0" w:after="40" w:line="269" w:lineRule="auto"/>
-      </w:pPr>
-      <w:r>
-        <w:rPr>
-          <w:b/>
-          <w:sz w:val="22"/>
-        </w:rPr>
-        <w:t xml:space="preserve">Comentário:</w:t>
-      </w:r>
-    </w:p>
-    <w:p>
-      <w:pPr>
-        <w:spacing w:before="0" w:after="80" w:line="269" w:lineRule="auto"/>
-      </w:pPr>
-      <w:r>
-        <w:rPr>
-          <w:b w:val="0"/>
-          <w:sz w:val="22"/>
-        </w:rPr>
-        <w:t xml:space="preserve">A questão cobra aplicação do fator latitude aos climas brasileiros.</w:t>
-      </w:r>
-    </w:p>
-    <w:p>
-      <w:pPr>
-        <w:spacing w:before="200" w:after="80" w:line="269" w:lineRule="auto"/>
-      </w:pPr>
-      <w:r>
-        <w:rPr>
-          <w:b/>
-          <w:sz w:val="26"/>
-        </w:rPr>
-        <w:t xml:space="preserve">Questão de Excelência</w:t>
-      </w:r>
-    </w:p>
-    <w:p>
-      <w:pPr>
-        <w:spacing w:before="0" w:after="40" w:line="269" w:lineRule="auto"/>
-      </w:pPr>
-      <w:r>
-        <w:rPr>
-          <w:b/>
-          <w:sz w:val="22"/>
-        </w:rPr>
-        <w:t xml:space="preserve">Resposta esperada:</w:t>
-      </w:r>
-    </w:p>
-    <w:p>
-      <w:pPr>
-        <w:spacing w:before="0" w:after="80" w:line="269" w:lineRule="auto"/>
-      </w:pPr>
-      <w:r>
-        <w:rPr>
-          <w:b w:val="0"/>
-          <w:sz w:val="22"/>
-        </w:rPr>
-        <w:t xml:space="preserve">O Cerrado tem clima tropical típico, com estação seca e chuvosa, e vegetação adaptada, como raízes profundas. A ação humana, principalmente agropecuária e queimadas, ameaça esse domínio, causando desmatamento e perda de biodiversidade.</w:t>
-      </w:r>
-    </w:p>
-    <w:p>
-      <w:pPr>
-        <w:spacing w:before="0" w:after="40" w:line="269" w:lineRule="auto"/>
-      </w:pPr>
-      <w:r>
-        <w:rPr>
-          <w:b/>
-          <w:sz w:val="22"/>
-        </w:rPr>
-        <w:t xml:space="preserve">Comentário:</w:t>
-      </w:r>
-    </w:p>
-    <w:p>
-      <w:pPr>
-        <w:spacing w:before="0" w:after="80" w:line="269" w:lineRule="auto"/>
-      </w:pPr>
-      <w:r>
-        <w:rPr>
-          <w:b w:val="0"/>
-          <w:sz w:val="22"/>
-        </w:rPr>
-        <w:t xml:space="preserve">A resposta deve integrar elementos naturais e problemas ambientais atuais.</w:t>
+        <w:t xml:space="preserve">A resposta deve integrar região hidrográfica, gestão da água, sociedade, economia e políticas públicas.</w:t>
       </w:r>
     </w:p>
     <w:sectPr>
